--- a/01-gestao-projeto/07-convocatoria-e-agenda.docx
+++ b/01-gestao-projeto/07-convocatoria-e-agenda.docx
@@ -2869,13 +2869,13 @@
       </w:r>
     </w:p>
     <w:bookmarkEnd w:id="61"/>
-    <w:bookmarkStart w:id="63" w:name="checklist-de-quem-convoca"/>
+    <w:bookmarkStart w:id="63" w:name="lista-de-verificação-de-quem-convoca"/>
     <w:p>
       <w:pPr>
         <w:pStyle w:val="Heading2"/>
       </w:pPr>
       <w:r>
-        <w:t xml:space="preserve">10. Checklist de quem convoca</w:t>
+        <w:t xml:space="preserve">10. Lista de verificação de quem convoca</w:t>
       </w:r>
     </w:p>
     <w:p>
